--- a/templates_admin/Revizna_sprava_FVZ.docx
+++ b/templates_admin/Revizna_sprava_FVZ.docx
@@ -699,7 +699,7 @@
       </w:r>
       <w:proofErr w:type="spellEnd"/>
       <w:r>
-        <w:t>}}, {{</w:t>
+        <w:t>}}{{ciarka_preulica}}{{</w:t>
       </w:r>
       <w:proofErr w:type="spellStart"/>
       <w:r>
@@ -752,10 +752,7 @@
       </w:r>
       <w:proofErr w:type="spellEnd"/>
       <w:r>
-        <w:t>}}</w:t>
-      </w:r>
-      <w:r>
-        <w:t xml:space="preserve">, </w:t>
+        <w:t>}}{{ciarka_ulica}}</w:t>
       </w:r>
       <w:r>
         <w:t>{{</w:t>
@@ -1173,10 +1170,7 @@
       </w:r>
       <w:proofErr w:type="spellEnd"/>
       <w:r>
-        <w:t>}}</w:t>
-      </w:r>
-      <w:r>
-        <w:t xml:space="preserve">, </w:t>
+        <w:t>}}{{ciarka_preulica}}</w:t>
       </w:r>
       <w:r>
         <w:t>{{</w:t>
@@ -11173,52 +11167,7 @@
                 <w:sz w:val="16"/>
                 <w:szCs w:val="16"/>
               </w:rPr>
-              <w:t>SUN2000-</w:t>
-            </w:r>
-            <w:r>
-              <w:rPr>
-                <w:rFonts w:asciiTheme="minorHAnsi" w:hAnsiTheme="minorHAnsi"/>
-                <w:spacing w:val="19"/>
-                <w:sz w:val="16"/>
-                <w:szCs w:val="16"/>
-              </w:rPr>
-              <w:t>50</w:t>
-            </w:r>
-            <w:r>
-              <w:rPr>
-                <w:rFonts w:asciiTheme="minorHAnsi" w:hAnsiTheme="minorHAnsi"/>
-                <w:spacing w:val="19"/>
-                <w:sz w:val="16"/>
-                <w:szCs w:val="16"/>
-              </w:rPr>
-              <w:t>KTL</w:t>
-            </w:r>
-            <w:r>
-              <w:rPr>
-                <w:rFonts w:asciiTheme="minorHAnsi" w:hAnsiTheme="minorHAnsi"/>
-                <w:spacing w:val="19"/>
-                <w:sz w:val="16"/>
-                <w:szCs w:val="16"/>
-              </w:rPr>
-              <w:t xml:space="preserve"> </w:t>
-            </w:r>
-            <w:r>
-              <w:rPr>
-                <w:rFonts w:asciiTheme="minorHAnsi" w:hAnsiTheme="minorHAnsi"/>
-                <w:spacing w:val="19"/>
-                <w:sz w:val="16"/>
-                <w:szCs w:val="16"/>
-              </w:rPr>
-              <w:t>M</w:t>
-            </w:r>
-            <w:r>
-              <w:rPr>
-                <w:rFonts w:asciiTheme="minorHAnsi" w:hAnsiTheme="minorHAnsi"/>
-                <w:spacing w:val="19"/>
-                <w:sz w:val="16"/>
-                <w:szCs w:val="16"/>
-              </w:rPr>
-              <w:t>3</w:t>
+              <w:t>{{oznacenie_menic_fa1}}</w:t>
             </w:r>
           </w:p>
         </w:tc>
@@ -11653,7 +11602,7 @@
                 <w:sz w:val="16"/>
                 <w:szCs w:val="16"/>
               </w:rPr>
-              <w:t>SUN2000-40KTL M3</w:t>
+              <w:t>{{oznacenie_menic_fa2}}</w:t>
             </w:r>
           </w:p>
         </w:tc>
@@ -25189,7 +25138,7 @@
         <w:rPr>
           <w:rFonts w:asciiTheme="minorHAnsi" w:hAnsiTheme="minorHAnsi"/>
         </w:rPr>
-        <w:t>}}, {{</w:t>
+        <w:t>}}{{ciarka_preulica}}{{</w:t>
       </w:r>
       <w:proofErr w:type="spellStart"/>
       <w:r>
